--- a/《The Origin and Destiny of Humanity》.docx
+++ b/《The Origin and Destiny of Humanity》.docx
@@ -34,7 +34,7 @@
         <w:t>Author:</w:t>
       </w:r>
       <w:r>
-        <w:t xml:space="preserve"> 三清</w:t>
+        <w:t xml:space="preserve"> </w:t>
       </w:r>
       <w:r>
         <w:br/>
@@ -1280,21 +1280,7 @@
         <w:rPr>
           <w:rFonts w:hint="eastAsia"/>
         </w:rPr>
-        <w:t>From the perspective of Earth</w:t>
-      </w:r>
-      <w:proofErr w:type="gramStart"/>
-      <w:r>
-        <w:rPr>
-          <w:rFonts w:hint="eastAsia"/>
-        </w:rPr>
-        <w:t>’</w:t>
-      </w:r>
-      <w:proofErr w:type="gramEnd"/>
-      <w:r>
-        <w:rPr>
-          <w:rFonts w:hint="eastAsia"/>
-        </w:rPr>
-        <w:t>s civilization alone, souls descended upon Earth more than 10.5 million years ago, blending themselves with the life that already existed here. During their wandering play, they gradually drifted away from the spiritual source within.</w:t>
+        <w:t>From the perspective of Earth’s civilization alone, souls descended upon Earth more than 10.5 million years ago, blending themselves with the life that already existed here. During their wandering play, they gradually drifted away from the spiritual source within.</w:t>
       </w:r>
     </w:p>
     <w:p>
@@ -2260,7 +2246,21 @@
         <w:rPr>
           <w:rFonts w:eastAsia="宋体"/>
         </w:rPr>
-        <w:t>Eastern civilization is thus portrayed as valuing stability over change, while Western civilization values change over stability. One path places less emphasis on competing for political control and instead allows hardship within less developed societies to shape spiritual growth gradually. The other encourages souls to actively compete for positions of authority in order to drive rapid social transformation into a high-technology civilization capable of satisfying humanity’s material needs, allowing individuals to mature spiritually within an advanced society.</w:t>
+        <w:t xml:space="preserve">Eastern civilization is thus portrayed as valuing stability over change, while Western civilization values change over stability. One path </w:t>
+      </w:r>
+      <w:proofErr w:type="gramStart"/>
+      <w:r>
+        <w:rPr>
+          <w:rFonts w:eastAsia="宋体"/>
+        </w:rPr>
+        <w:t>places</w:t>
+      </w:r>
+      <w:proofErr w:type="gramEnd"/>
+      <w:r>
+        <w:rPr>
+          <w:rFonts w:eastAsia="宋体"/>
+        </w:rPr>
+        <w:t xml:space="preserve"> less emphasis on competing for political control and instead allows hardship within less developed societies to shape spiritual growth gradually. The other encourages souls to actively compete for positions of authority in order to drive rapid social transformation into a high-technology civilization capable of satisfying humanity’s material needs, allowing individuals to mature spiritually within an advanced society.</w:t>
       </w:r>
     </w:p>
     <w:p>
@@ -2964,6 +2964,7 @@
           <w:bCs/>
         </w:rPr>
       </w:pPr>
+      <w:proofErr w:type="gramStart"/>
       <w:r>
         <w:rPr>
           <w:rFonts w:eastAsiaTheme="minorHAnsi" w:hint="eastAsia"/>
@@ -2977,27 +2978,36 @@
           <w:b/>
           <w:bCs/>
         </w:rPr>
-        <w:t>. Seizure of Political Power</w:t>
-      </w:r>
-    </w:p>
-    <w:p>
-      <w:pPr>
-        <w:rPr>
-          <w:rFonts w:hint="eastAsia"/>
-        </w:rPr>
-      </w:pPr>
-      <w:r>
-        <w:t>The proposal begins with the assumption that reformer “X” first gains control of military power and uses it to overthrow the existing ruling order.</w:t>
-      </w:r>
-    </w:p>
-    <w:p>
-      <w:pPr>
-        <w:rPr>
-          <w:rFonts w:hint="eastAsia"/>
+        <w:t>.</w:t>
+      </w:r>
+      <w:proofErr w:type="gramEnd"/>
+      <w:r>
+        <w:rPr>
           <w:b/>
           <w:bCs/>
         </w:rPr>
-      </w:pPr>
+        <w:t xml:space="preserve"> Seizure of Political Power</w:t>
+      </w:r>
+    </w:p>
+    <w:p>
+      <w:pPr>
+        <w:rPr>
+          <w:rFonts w:hint="eastAsia"/>
+        </w:rPr>
+      </w:pPr>
+      <w:r>
+        <w:t>The proposal begins with the assumption that reformer “X” first gains control of military power and uses it to overthrow the existing ruling order.</w:t>
+      </w:r>
+    </w:p>
+    <w:p>
+      <w:pPr>
+        <w:rPr>
+          <w:rFonts w:hint="eastAsia"/>
+          <w:b/>
+          <w:bCs/>
+        </w:rPr>
+      </w:pPr>
+      <w:proofErr w:type="gramStart"/>
       <w:r>
         <w:rPr>
           <w:rFonts w:eastAsiaTheme="minorHAnsi" w:hint="eastAsia"/>
@@ -3011,7 +3021,15 @@
           <w:b/>
           <w:bCs/>
         </w:rPr>
-        <w:t>. Formation of Scientific Development Teams</w:t>
+        <w:t>.</w:t>
+      </w:r>
+      <w:proofErr w:type="gramEnd"/>
+      <w:r>
+        <w:rPr>
+          <w:b/>
+          <w:bCs/>
+        </w:rPr>
+        <w:t xml:space="preserve"> Formation of Scientific Development Teams</w:t>
       </w:r>
     </w:p>
     <w:p>
@@ -3084,6 +3102,7 @@
           <w:bCs/>
         </w:rPr>
       </w:pPr>
+      <w:proofErr w:type="gramStart"/>
       <w:r>
         <w:rPr>
           <w:rFonts w:eastAsiaTheme="minorHAnsi" w:hint="eastAsia"/>
@@ -3097,7 +3116,15 @@
           <w:b/>
           <w:bCs/>
         </w:rPr>
-        <w:t>. Restructuring Governance</w:t>
+        <w:t>.</w:t>
+      </w:r>
+      <w:proofErr w:type="gramEnd"/>
+      <w:r>
+        <w:rPr>
+          <w:b/>
+          <w:bCs/>
+        </w:rPr>
+        <w:t xml:space="preserve"> Restructuring Governance</w:t>
       </w:r>
     </w:p>
     <w:p>
@@ -3186,6 +3213,7 @@
           <w:bCs/>
         </w:rPr>
       </w:pPr>
+      <w:proofErr w:type="gramStart"/>
       <w:r>
         <w:rPr>
           <w:rFonts w:eastAsiaTheme="minorHAnsi" w:hint="eastAsia"/>
@@ -3199,57 +3227,66 @@
           <w:b/>
           <w:bCs/>
         </w:rPr>
-        <w:t>. Digitalized Economic Administration</w:t>
-      </w:r>
-    </w:p>
-    <w:p>
-      <w:pPr>
-        <w:rPr>
-          <w:rFonts w:hint="eastAsia"/>
-        </w:rPr>
-      </w:pPr>
-      <w:r>
-        <w:t>The author advocates expanding a fully digitized governance system integrating surveillance, economic planning, and resource distribution.</w:t>
-      </w:r>
-    </w:p>
-    <w:p>
-      <w:pPr>
-        <w:rPr>
-          <w:rFonts w:hint="eastAsia"/>
-        </w:rPr>
-      </w:pPr>
-      <w:r>
-        <w:t>Cash currency would be abolished entirely, with all resources and transactions converted into data-based systems. Traditional diplomas would disappear, replaced by large-scale public training institutions.</w:t>
-      </w:r>
-    </w:p>
-    <w:p>
-      <w:pPr>
-        <w:rPr>
-          <w:rFonts w:hint="eastAsia"/>
-        </w:rPr>
-      </w:pPr>
-      <w:r>
-        <w:t>Macro-level administrators and scientists would jointly determine salary ranges and monetary allocation ratios across industries. Citizens would then choose professions according to interest, while workloads and production targets would be evenly distributed among qualified workers.</w:t>
-      </w:r>
-    </w:p>
-    <w:p>
-      <w:pPr>
-        <w:rPr>
-          <w:rFonts w:hint="eastAsia"/>
-        </w:rPr>
-      </w:pPr>
-      <w:r>
-        <w:t>The proposal also recommends limiting work to no more than one hundred hours per month, while adjusting compensation dynamically to encourage participation in industries facing labor shortages.</w:t>
-      </w:r>
-    </w:p>
-    <w:p>
-      <w:pPr>
-        <w:rPr>
-          <w:rFonts w:hint="eastAsia"/>
+        <w:t>.</w:t>
+      </w:r>
+      <w:proofErr w:type="gramEnd"/>
+      <w:r>
+        <w:rPr>
           <w:b/>
           <w:bCs/>
         </w:rPr>
-      </w:pPr>
+        <w:t xml:space="preserve"> Digitalized Economic Administration</w:t>
+      </w:r>
+    </w:p>
+    <w:p>
+      <w:pPr>
+        <w:rPr>
+          <w:rFonts w:hint="eastAsia"/>
+        </w:rPr>
+      </w:pPr>
+      <w:r>
+        <w:t>The author advocates expanding a fully digitized governance system integrating surveillance, economic planning, and resource distribution.</w:t>
+      </w:r>
+    </w:p>
+    <w:p>
+      <w:pPr>
+        <w:rPr>
+          <w:rFonts w:hint="eastAsia"/>
+        </w:rPr>
+      </w:pPr>
+      <w:r>
+        <w:t>Cash currency would be abolished entirely, with all resources and transactions converted into data-based systems. Traditional diplomas would disappear, replaced by large-scale public training institutions.</w:t>
+      </w:r>
+    </w:p>
+    <w:p>
+      <w:pPr>
+        <w:rPr>
+          <w:rFonts w:hint="eastAsia"/>
+        </w:rPr>
+      </w:pPr>
+      <w:r>
+        <w:t>Macro-level administrators and scientists would jointly determine salary ranges and monetary allocation ratios across industries. Citizens would then choose professions according to interest, while workloads and production targets would be evenly distributed among qualified workers.</w:t>
+      </w:r>
+    </w:p>
+    <w:p>
+      <w:pPr>
+        <w:rPr>
+          <w:rFonts w:hint="eastAsia"/>
+        </w:rPr>
+      </w:pPr>
+      <w:r>
+        <w:t>The proposal also recommends limiting work to no more than one hundred hours per month, while adjusting compensation dynamically to encourage participation in industries facing labor shortages.</w:t>
+      </w:r>
+    </w:p>
+    <w:p>
+      <w:pPr>
+        <w:rPr>
+          <w:rFonts w:hint="eastAsia"/>
+          <w:b/>
+          <w:bCs/>
+        </w:rPr>
+      </w:pPr>
+      <w:proofErr w:type="gramStart"/>
       <w:r>
         <w:rPr>
           <w:rFonts w:eastAsiaTheme="minorHAnsi" w:hint="eastAsia"/>
@@ -3263,7 +3300,15 @@
           <w:b/>
           <w:bCs/>
         </w:rPr>
-        <w:t>. Elimination of Traditional Taxation and Market Competition</w:t>
+        <w:t>.</w:t>
+      </w:r>
+      <w:proofErr w:type="gramEnd"/>
+      <w:r>
+        <w:rPr>
+          <w:b/>
+          <w:bCs/>
+        </w:rPr>
+        <w:t xml:space="preserve"> Elimination of Traditional Taxation and Market Competition</w:t>
       </w:r>
     </w:p>
     <w:p>
@@ -3366,6 +3411,7 @@
           <w:bCs/>
         </w:rPr>
       </w:pPr>
+      <w:proofErr w:type="gramStart"/>
       <w:r>
         <w:rPr>
           <w:rFonts w:eastAsiaTheme="minorHAnsi" w:hint="eastAsia"/>
@@ -3379,57 +3425,66 @@
           <w:b/>
           <w:bCs/>
         </w:rPr>
-        <w:t>. Abolition of Patent Law</w:t>
-      </w:r>
-    </w:p>
-    <w:p>
-      <w:pPr>
-        <w:rPr>
-          <w:rFonts w:hint="eastAsia"/>
-        </w:rPr>
-      </w:pPr>
-      <w:r>
-        <w:t>Patent law would be eliminated and replaced with a national scientific and technological sharing platform.</w:t>
-      </w:r>
-    </w:p>
-    <w:p>
-      <w:pPr>
-        <w:rPr>
-          <w:rFonts w:hint="eastAsia"/>
-        </w:rPr>
-      </w:pPr>
-      <w:r>
-        <w:t>Scientific priorities and profit-sharing arrangements would be determined collectively through voting among researchers. Scientists whose projects prove successful would receive increased voting influence.</w:t>
-      </w:r>
-    </w:p>
-    <w:p>
-      <w:pPr>
-        <w:rPr>
-          <w:rFonts w:hint="eastAsia"/>
-        </w:rPr>
-      </w:pPr>
-      <w:r>
-        <w:t>When research results are successfully implemented, the original contributor would continue receiving profit-sharing rewards. Research funding would come from both monetary expansion and voluntary scientist investment pools, with profits and risks distributed proportionally.</w:t>
-      </w:r>
-    </w:p>
-    <w:p>
-      <w:pPr>
-        <w:rPr>
-          <w:rFonts w:hint="eastAsia"/>
-        </w:rPr>
-      </w:pPr>
-      <w:r>
-        <w:t>However, private hiring of research teams for personal profit would be prohibited.</w:t>
-      </w:r>
-    </w:p>
-    <w:p>
-      <w:pPr>
-        <w:rPr>
-          <w:rFonts w:hint="eastAsia"/>
+        <w:t>.</w:t>
+      </w:r>
+      <w:proofErr w:type="gramEnd"/>
+      <w:r>
+        <w:rPr>
           <w:b/>
           <w:bCs/>
         </w:rPr>
-      </w:pPr>
+        <w:t xml:space="preserve"> Abolition of Patent Law</w:t>
+      </w:r>
+    </w:p>
+    <w:p>
+      <w:pPr>
+        <w:rPr>
+          <w:rFonts w:hint="eastAsia"/>
+        </w:rPr>
+      </w:pPr>
+      <w:r>
+        <w:t>Patent law would be eliminated and replaced with a national scientific and technological sharing platform.</w:t>
+      </w:r>
+    </w:p>
+    <w:p>
+      <w:pPr>
+        <w:rPr>
+          <w:rFonts w:hint="eastAsia"/>
+        </w:rPr>
+      </w:pPr>
+      <w:r>
+        <w:t>Scientific priorities and profit-sharing arrangements would be determined collectively through voting among researchers. Scientists whose projects prove successful would receive increased voting influence.</w:t>
+      </w:r>
+    </w:p>
+    <w:p>
+      <w:pPr>
+        <w:rPr>
+          <w:rFonts w:hint="eastAsia"/>
+        </w:rPr>
+      </w:pPr>
+      <w:r>
+        <w:t>When research results are successfully implemented, the original contributor would continue receiving profit-sharing rewards. Research funding would come from both monetary expansion and voluntary scientist investment pools, with profits and risks distributed proportionally.</w:t>
+      </w:r>
+    </w:p>
+    <w:p>
+      <w:pPr>
+        <w:rPr>
+          <w:rFonts w:hint="eastAsia"/>
+        </w:rPr>
+      </w:pPr>
+      <w:r>
+        <w:t>However, private hiring of research teams for personal profit would be prohibited.</w:t>
+      </w:r>
+    </w:p>
+    <w:p>
+      <w:pPr>
+        <w:rPr>
+          <w:rFonts w:hint="eastAsia"/>
+          <w:b/>
+          <w:bCs/>
+        </w:rPr>
+      </w:pPr>
+      <w:proofErr w:type="gramStart"/>
       <w:r>
         <w:rPr>
           <w:rFonts w:eastAsiaTheme="minorHAnsi" w:hint="eastAsia"/>
@@ -3443,7 +3498,15 @@
           <w:b/>
           <w:bCs/>
         </w:rPr>
-        <w:t>. Population and Family Policies</w:t>
+        <w:t>.</w:t>
+      </w:r>
+      <w:proofErr w:type="gramEnd"/>
+      <w:r>
+        <w:rPr>
+          <w:b/>
+          <w:bCs/>
+        </w:rPr>
+        <w:t xml:space="preserve"> Population and Family Policies</w:t>
       </w:r>
     </w:p>
     <w:p>
@@ -3550,6 +3613,7 @@
           <w:bCs/>
         </w:rPr>
       </w:pPr>
+      <w:proofErr w:type="gramStart"/>
       <w:r>
         <w:rPr>
           <w:rFonts w:eastAsiaTheme="minorHAnsi" w:hint="eastAsia"/>
@@ -3563,57 +3627,66 @@
           <w:b/>
           <w:bCs/>
         </w:rPr>
-        <w:t>. Limits on Wealth Accumulation</w:t>
-      </w:r>
-    </w:p>
-    <w:p>
-      <w:pPr>
-        <w:rPr>
-          <w:rFonts w:hint="eastAsia"/>
-        </w:rPr>
-      </w:pPr>
-      <w:r>
-        <w:t>Government administrators and scientists would be legally required to disclose their assets publicly.</w:t>
-      </w:r>
-    </w:p>
-    <w:p>
-      <w:pPr>
-        <w:rPr>
-          <w:rFonts w:hint="eastAsia"/>
-        </w:rPr>
-      </w:pPr>
-      <w:r>
-        <w:t>Inheritance would be restricted to a small percentage of personal wealth, with the remaining assets transferred into national scientific funding pools after death.</w:t>
-      </w:r>
-    </w:p>
-    <w:p>
-      <w:pPr>
-        <w:rPr>
-          <w:rFonts w:hint="eastAsia"/>
-        </w:rPr>
-      </w:pPr>
-      <w:r>
-        <w:t>Scientific royalties would expire after the creator’s death in order to reduce product costs and prevent long-term hereditary wealth concentration.</w:t>
-      </w:r>
-    </w:p>
-    <w:p>
-      <w:pPr>
-        <w:rPr>
-          <w:rFonts w:hint="eastAsia"/>
-        </w:rPr>
-      </w:pPr>
-      <w:r>
-        <w:t>The legal system would also become significantly stricter, while every citizen would receive one free lawsuit opportunity annually to encourage public participation in defending legal order.</w:t>
-      </w:r>
-    </w:p>
-    <w:p>
-      <w:pPr>
-        <w:rPr>
-          <w:rFonts w:hint="eastAsia"/>
+        <w:t>.</w:t>
+      </w:r>
+      <w:proofErr w:type="gramEnd"/>
+      <w:r>
+        <w:rPr>
           <w:b/>
           <w:bCs/>
         </w:rPr>
-      </w:pPr>
+        <w:t xml:space="preserve"> Limits on Wealth Accumulation</w:t>
+      </w:r>
+    </w:p>
+    <w:p>
+      <w:pPr>
+        <w:rPr>
+          <w:rFonts w:hint="eastAsia"/>
+        </w:rPr>
+      </w:pPr>
+      <w:r>
+        <w:t>Government administrators and scientists would be legally required to disclose their assets publicly.</w:t>
+      </w:r>
+    </w:p>
+    <w:p>
+      <w:pPr>
+        <w:rPr>
+          <w:rFonts w:hint="eastAsia"/>
+        </w:rPr>
+      </w:pPr>
+      <w:r>
+        <w:t>Inheritance would be restricted to a small percentage of personal wealth, with the remaining assets transferred into national scientific funding pools after death.</w:t>
+      </w:r>
+    </w:p>
+    <w:p>
+      <w:pPr>
+        <w:rPr>
+          <w:rFonts w:hint="eastAsia"/>
+        </w:rPr>
+      </w:pPr>
+      <w:r>
+        <w:t>Scientific royalties would expire after the creator’s death in order to reduce product costs and prevent long-term hereditary wealth concentration.</w:t>
+      </w:r>
+    </w:p>
+    <w:p>
+      <w:pPr>
+        <w:rPr>
+          <w:rFonts w:hint="eastAsia"/>
+        </w:rPr>
+      </w:pPr>
+      <w:r>
+        <w:t>The legal system would also become significantly stricter, while every citizen would receive one free lawsuit opportunity annually to encourage public participation in defending legal order.</w:t>
+      </w:r>
+    </w:p>
+    <w:p>
+      <w:pPr>
+        <w:rPr>
+          <w:rFonts w:hint="eastAsia"/>
+          <w:b/>
+          <w:bCs/>
+        </w:rPr>
+      </w:pPr>
+      <w:proofErr w:type="gramStart"/>
       <w:r>
         <w:rPr>
           <w:rFonts w:eastAsiaTheme="minorHAnsi" w:hint="eastAsia"/>
@@ -3627,67 +3700,76 @@
           <w:b/>
           <w:bCs/>
         </w:rPr>
-        <w:t>. Transformation of Labor and Culture</w:t>
-      </w:r>
-    </w:p>
-    <w:p>
-      <w:pPr>
-        <w:rPr>
-          <w:rFonts w:hint="eastAsia"/>
-        </w:rPr>
-      </w:pPr>
-      <w:r>
-        <w:t>The state is described as the only organization capable of possessing sufficient large-scale data coordination ability to manage society effectively.</w:t>
-      </w:r>
-    </w:p>
-    <w:p>
-      <w:pPr>
-        <w:rPr>
-          <w:rFonts w:hint="eastAsia"/>
-        </w:rPr>
-      </w:pPr>
-      <w:r>
-        <w:t>Citizens would no longer work under private employers or corporate bosses. Instead, they would answer only to public macro-administrators overseeing each industry. So long as individuals committed no crimes and were not removed through legal voting procedures, they would retain stable participation in society.</w:t>
-      </w:r>
-    </w:p>
-    <w:p>
-      <w:pPr>
-        <w:rPr>
-          <w:rFonts w:hint="eastAsia"/>
-        </w:rPr>
-      </w:pPr>
-      <w:r>
-        <w:t>Private investment paths would largely disappear. Scientific innovation would become the primary route toward exceptional social reward and recognition.</w:t>
-      </w:r>
-    </w:p>
-    <w:p>
-      <w:pPr>
-        <w:rPr>
-          <w:rFonts w:hint="eastAsia"/>
-        </w:rPr>
-      </w:pPr>
-      <w:r>
-        <w:t>Citizens unwilling to work temporarily would still receive minimal material support while pursuing education, gaming, artistic creation, literature, music, fitness, or other cultural activities.</w:t>
-      </w:r>
-    </w:p>
-    <w:p>
-      <w:pPr>
-        <w:rPr>
-          <w:rFonts w:hint="eastAsia"/>
-        </w:rPr>
-      </w:pPr>
-      <w:r>
-        <w:t>A unified digital platform would distribute games, books, videos, comics, and other media freely without distinctions between “official” and “pirated” content. Compensation for creators would instead depend upon user evaluations, download numbers, and popularity metrics.</w:t>
-      </w:r>
-    </w:p>
-    <w:p>
-      <w:pPr>
-        <w:rPr>
-          <w:rFonts w:hint="eastAsia"/>
+        <w:t>.</w:t>
+      </w:r>
+      <w:proofErr w:type="gramEnd"/>
+      <w:r>
+        <w:rPr>
           <w:b/>
           <w:bCs/>
         </w:rPr>
-      </w:pPr>
+        <w:t xml:space="preserve"> Transformation of Labor and Culture</w:t>
+      </w:r>
+    </w:p>
+    <w:p>
+      <w:pPr>
+        <w:rPr>
+          <w:rFonts w:hint="eastAsia"/>
+        </w:rPr>
+      </w:pPr>
+      <w:r>
+        <w:t>The state is described as the only organization capable of possessing sufficient large-scale data coordination ability to manage society effectively.</w:t>
+      </w:r>
+    </w:p>
+    <w:p>
+      <w:pPr>
+        <w:rPr>
+          <w:rFonts w:hint="eastAsia"/>
+        </w:rPr>
+      </w:pPr>
+      <w:r>
+        <w:t>Citizens would no longer work under private employers or corporate bosses. Instead, they would answer only to public macro-administrators overseeing each industry. So long as individuals committed no crimes and were not removed through legal voting procedures, they would retain stable participation in society.</w:t>
+      </w:r>
+    </w:p>
+    <w:p>
+      <w:pPr>
+        <w:rPr>
+          <w:rFonts w:hint="eastAsia"/>
+        </w:rPr>
+      </w:pPr>
+      <w:r>
+        <w:t>Private investment paths would largely disappear. Scientific innovation would become the primary route toward exceptional social reward and recognition.</w:t>
+      </w:r>
+    </w:p>
+    <w:p>
+      <w:pPr>
+        <w:rPr>
+          <w:rFonts w:hint="eastAsia"/>
+        </w:rPr>
+      </w:pPr>
+      <w:r>
+        <w:t>Citizens unwilling to work temporarily would still receive minimal material support while pursuing education, gaming, artistic creation, literature, music, fitness, or other cultural activities.</w:t>
+      </w:r>
+    </w:p>
+    <w:p>
+      <w:pPr>
+        <w:rPr>
+          <w:rFonts w:hint="eastAsia"/>
+        </w:rPr>
+      </w:pPr>
+      <w:r>
+        <w:t>A unified digital platform would distribute games, books, videos, comics, and other media freely without distinctions between “official” and “pirated” content. Compensation for creators would instead depend upon user evaluations, download numbers, and popularity metrics.</w:t>
+      </w:r>
+    </w:p>
+    <w:p>
+      <w:pPr>
+        <w:rPr>
+          <w:rFonts w:hint="eastAsia"/>
+          <w:b/>
+          <w:bCs/>
+        </w:rPr>
+      </w:pPr>
+      <w:proofErr w:type="gramStart"/>
       <w:r>
         <w:rPr>
           <w:rFonts w:eastAsiaTheme="minorHAnsi" w:hint="eastAsia"/>
@@ -3701,7 +3783,15 @@
           <w:b/>
           <w:bCs/>
         </w:rPr>
-        <w:t>. Triple Safeguard System</w:t>
+        <w:t>.</w:t>
+      </w:r>
+      <w:proofErr w:type="gramEnd"/>
+      <w:r>
+        <w:rPr>
+          <w:b/>
+          <w:bCs/>
+        </w:rPr>
+        <w:t xml:space="preserve"> Triple Safeguard System</w:t>
       </w:r>
     </w:p>
     <w:p>
@@ -4561,13 +4651,18 @@
       </w:r>
     </w:p>
     <w:p>
-      <w:pPr>
-        <w:rPr>
-          <w:rFonts w:hint="eastAsia"/>
-        </w:rPr>
-      </w:pPr>
       <w:r>
         <w:t>According to the proposed theory, if the compass were observed changing directions in meaningful sequences without any external magnetic disturbances, this could serve as evidence of reincarnating souls and potentially allow translation of messages from what the author calls the “soul world.”</w:t>
+      </w:r>
+    </w:p>
+    <w:p>
+      <w:pPr>
+        <w:rPr>
+          <w:rFonts w:hint="eastAsia"/>
+        </w:rPr>
+      </w:pPr>
+      <w:r>
+        <w:t>the compass can be replaced with a magnetometer that has a data logging function, displaying the letters corresponding to each value around the instrument.</w:t>
       </w:r>
     </w:p>
     <w:p>
@@ -4891,7 +4986,15 @@
         </w:rPr>
       </w:pPr>
       <w:r>
-        <w:t>Once the craft’s effective mass is reduced to an extremely small value, the text claims that lasers or other force fields could accelerate it to relativistic speeds. The anti-gravity field would also repel surrounding matter, preventing sonic booms and dramatically reducing inertia during sharp maneuvers.</w:t>
+        <w:t xml:space="preserve">Once the craft’s effective mass is reduced to an extremely small value, the text claims that lasers or other force fields could accelerate it to relativistic speeds. The anti-gravity field would also repel surrounding matter, </w:t>
+      </w:r>
+      <w:proofErr w:type="gramStart"/>
+      <w:r>
+        <w:t>preventing</w:t>
+      </w:r>
+      <w:proofErr w:type="gramEnd"/>
+      <w:r>
+        <w:t xml:space="preserve"> sonic booms and dramatically reducing inertia during sharp maneuvers.</w:t>
       </w:r>
     </w:p>
     <w:p>
@@ -5723,7 +5826,7 @@
         </w:rPr>
       </w:pPr>
       <w:r>
-        <w:t>Author: 三清</w:t>
+        <w:t xml:space="preserve">Author: </w:t>
       </w:r>
       <w:r>
         <w:br/>
@@ -8559,7 +8662,6 @@
   <w:style w:type="character" w:default="1" w:styleId="a0">
     <w:name w:val="Default Paragraph Font"/>
     <w:uiPriority w:val="1"/>
-    <w:semiHidden/>
     <w:unhideWhenUsed/>
   </w:style>
   <w:style w:type="table" w:default="1" w:styleId="a1">
